--- a/docs/sdlc/50_operation/WS2D-RL-001_リリース手順書.docx
+++ b/docs/sdlc/50_operation/WS2D-RL-001_リリース手順書.docx
@@ -76,13 +76,13 @@
         <w:tblLook w:firstColumn="1" w:firstRow="1" w:lastColumn="0" w:lastRow="0" w:noHBand="0" w:noVBand="1" w:val="04A0"/>
       </w:tblPr>
       <w:tblGrid>
-        <w:gridCol w:w="4320"/>
-        <w:gridCol w:w="4320"/>
+        <w:gridCol w:w="4961"/>
+        <w:gridCol w:w="4961"/>
       </w:tblGrid>
       <w:tr>
         <w:tc>
           <w:tcPr>
-            <w:tcW w:type="dxa" w:w="4320"/>
+            <w:tcW w:type="dxa" w:w="4961"/>
             <w:shd w:fill="D9E2F3"/>
           </w:tcPr>
           <w:p>
@@ -102,7 +102,7 @@
         </w:tc>
         <w:tc>
           <w:tcPr>
-            <w:tcW w:type="dxa" w:w="4320"/>
+            <w:tcW w:type="dxa" w:w="4961"/>
           </w:tcPr>
           <w:p>
             <w:r>
@@ -123,7 +123,7 @@
       <w:tr>
         <w:tc>
           <w:tcPr>
-            <w:tcW w:type="dxa" w:w="4320"/>
+            <w:tcW w:type="dxa" w:w="4961"/>
             <w:shd w:fill="D9E2F3"/>
           </w:tcPr>
           <w:p>
@@ -143,7 +143,7 @@
         </w:tc>
         <w:tc>
           <w:tcPr>
-            <w:tcW w:type="dxa" w:w="4320"/>
+            <w:tcW w:type="dxa" w:w="4961"/>
           </w:tcPr>
           <w:p>
             <w:r>
@@ -164,7 +164,7 @@
       <w:tr>
         <w:tc>
           <w:tcPr>
-            <w:tcW w:type="dxa" w:w="4320"/>
+            <w:tcW w:type="dxa" w:w="4961"/>
             <w:shd w:fill="D9E2F3"/>
           </w:tcPr>
           <w:p>
@@ -184,7 +184,7 @@
         </w:tc>
         <w:tc>
           <w:tcPr>
-            <w:tcW w:type="dxa" w:w="4320"/>
+            <w:tcW w:type="dxa" w:w="4961"/>
           </w:tcPr>
           <w:p>
             <w:r>
@@ -205,7 +205,7 @@
       <w:tr>
         <w:tc>
           <w:tcPr>
-            <w:tcW w:type="dxa" w:w="4320"/>
+            <w:tcW w:type="dxa" w:w="4961"/>
             <w:shd w:fill="D9E2F3"/>
           </w:tcPr>
           <w:p>
@@ -225,7 +225,7 @@
         </w:tc>
         <w:tc>
           <w:tcPr>
-            <w:tcW w:type="dxa" w:w="4320"/>
+            <w:tcW w:type="dxa" w:w="4961"/>
           </w:tcPr>
           <w:p>
             <w:r>
@@ -246,7 +246,7 @@
       <w:tr>
         <w:tc>
           <w:tcPr>
-            <w:tcW w:type="dxa" w:w="4320"/>
+            <w:tcW w:type="dxa" w:w="4961"/>
             <w:shd w:fill="D9E2F3"/>
           </w:tcPr>
           <w:p>
@@ -266,7 +266,7 @@
         </w:tc>
         <w:tc>
           <w:tcPr>
-            <w:tcW w:type="dxa" w:w="4320"/>
+            <w:tcW w:type="dxa" w:w="4961"/>
           </w:tcPr>
           <w:p>
             <w:r>
@@ -287,7 +287,7 @@
       <w:tr>
         <w:tc>
           <w:tcPr>
-            <w:tcW w:type="dxa" w:w="4320"/>
+            <w:tcW w:type="dxa" w:w="4961"/>
             <w:shd w:fill="D9E2F3"/>
           </w:tcPr>
           <w:p>
@@ -307,7 +307,7 @@
         </w:tc>
         <w:tc>
           <w:tcPr>
-            <w:tcW w:type="dxa" w:w="4320"/>
+            <w:tcW w:type="dxa" w:w="4961"/>
           </w:tcPr>
           <w:p>
             <w:r>
@@ -356,13 +356,13 @@
         <w:tblLook w:firstColumn="1" w:firstRow="1" w:lastColumn="0" w:lastRow="0" w:noHBand="0" w:noVBand="1" w:val="04A0"/>
       </w:tblPr>
       <w:tblGrid>
-        <w:gridCol w:w="4320"/>
-        <w:gridCol w:w="4320"/>
+        <w:gridCol w:w="4961"/>
+        <w:gridCol w:w="4961"/>
       </w:tblGrid>
       <w:tr>
         <w:tc>
           <w:tcPr>
-            <w:tcW w:type="dxa" w:w="4320"/>
+            <w:tcW w:type="dxa" w:w="4961"/>
             <w:shd w:fill="D9E2F3"/>
           </w:tcPr>
           <w:p>
@@ -382,7 +382,7 @@
         </w:tc>
         <w:tc>
           <w:tcPr>
-            <w:tcW w:type="dxa" w:w="4320"/>
+            <w:tcW w:type="dxa" w:w="4961"/>
           </w:tcPr>
           <w:p>
             <w:r>
@@ -403,7 +403,7 @@
       <w:tr>
         <w:tc>
           <w:tcPr>
-            <w:tcW w:type="dxa" w:w="4320"/>
+            <w:tcW w:type="dxa" w:w="4961"/>
             <w:shd w:fill="D9E2F3"/>
           </w:tcPr>
           <w:p>
@@ -423,7 +423,7 @@
         </w:tc>
         <w:tc>
           <w:tcPr>
-            <w:tcW w:type="dxa" w:w="4320"/>
+            <w:tcW w:type="dxa" w:w="4961"/>
           </w:tcPr>
           <w:p>
             <w:r>
@@ -444,7 +444,7 @@
       <w:tr>
         <w:tc>
           <w:tcPr>
-            <w:tcW w:type="dxa" w:w="4320"/>
+            <w:tcW w:type="dxa" w:w="4961"/>
             <w:shd w:fill="D9E2F3"/>
           </w:tcPr>
           <w:p>
@@ -464,7 +464,7 @@
         </w:tc>
         <w:tc>
           <w:tcPr>
-            <w:tcW w:type="dxa" w:w="4320"/>
+            <w:tcW w:type="dxa" w:w="4961"/>
           </w:tcPr>
           <w:p>
             <w:r>
@@ -485,7 +485,7 @@
       <w:tr>
         <w:tc>
           <w:tcPr>
-            <w:tcW w:type="dxa" w:w="4320"/>
+            <w:tcW w:type="dxa" w:w="4961"/>
             <w:shd w:fill="D9E2F3"/>
           </w:tcPr>
           <w:p>
@@ -505,7 +505,7 @@
         </w:tc>
         <w:tc>
           <w:tcPr>
-            <w:tcW w:type="dxa" w:w="4320"/>
+            <w:tcW w:type="dxa" w:w="4961"/>
           </w:tcPr>
           <w:p>
             <w:r>
@@ -526,7 +526,7 @@
       <w:tr>
         <w:tc>
           <w:tcPr>
-            <w:tcW w:type="dxa" w:w="4320"/>
+            <w:tcW w:type="dxa" w:w="4961"/>
             <w:shd w:fill="D9E2F3"/>
           </w:tcPr>
           <w:p>
@@ -546,7 +546,7 @@
         </w:tc>
         <w:tc>
           <w:tcPr>
-            <w:tcW w:type="dxa" w:w="4320"/>
+            <w:tcW w:type="dxa" w:w="4961"/>
           </w:tcPr>
           <w:p>
             <w:r>
@@ -567,7 +567,7 @@
       <w:tr>
         <w:tc>
           <w:tcPr>
-            <w:tcW w:type="dxa" w:w="4320"/>
+            <w:tcW w:type="dxa" w:w="4961"/>
             <w:shd w:fill="D9E2F3"/>
           </w:tcPr>
           <w:p>
@@ -587,7 +587,7 @@
         </w:tc>
         <w:tc>
           <w:tcPr>
-            <w:tcW w:type="dxa" w:w="4320"/>
+            <w:tcW w:type="dxa" w:w="4961"/>
           </w:tcPr>
           <w:p>
             <w:r>
@@ -632,15 +632,15 @@
         <w:tblLook w:firstColumn="1" w:firstRow="1" w:lastColumn="0" w:lastRow="0" w:noHBand="0" w:noVBand="1" w:val="04A0"/>
       </w:tblPr>
       <w:tblGrid>
-        <w:gridCol w:w="2160"/>
-        <w:gridCol w:w="2160"/>
-        <w:gridCol w:w="2160"/>
-        <w:gridCol w:w="2160"/>
+        <w:gridCol w:w="2480"/>
+        <w:gridCol w:w="2480"/>
+        <w:gridCol w:w="2480"/>
+        <w:gridCol w:w="2480"/>
       </w:tblGrid>
       <w:tr>
         <w:tc>
           <w:tcPr>
-            <w:tcW w:type="dxa" w:w="2160"/>
+            <w:tcW w:type="dxa" w:w="2480"/>
             <w:shd w:fill="D9E2F3"/>
           </w:tcPr>
           <w:p>
@@ -662,7 +662,7 @@
         </w:tc>
         <w:tc>
           <w:tcPr>
-            <w:tcW w:type="dxa" w:w="2160"/>
+            <w:tcW w:type="dxa" w:w="2480"/>
             <w:shd w:fill="D9E2F3"/>
           </w:tcPr>
           <w:p>
@@ -684,7 +684,7 @@
         </w:tc>
         <w:tc>
           <w:tcPr>
-            <w:tcW w:type="dxa" w:w="2160"/>
+            <w:tcW w:type="dxa" w:w="2480"/>
             <w:shd w:fill="D9E2F3"/>
           </w:tcPr>
           <w:p>
@@ -706,7 +706,7 @@
         </w:tc>
         <w:tc>
           <w:tcPr>
-            <w:tcW w:type="dxa" w:w="2160"/>
+            <w:tcW w:type="dxa" w:w="2480"/>
             <w:shd w:fill="D9E2F3"/>
           </w:tcPr>
           <w:p>
@@ -730,7 +730,7 @@
       <w:tr>
         <w:tc>
           <w:tcPr>
-            <w:tcW w:type="dxa" w:w="2160"/>
+            <w:tcW w:type="dxa" w:w="2480"/>
           </w:tcPr>
           <w:p>
             <w:r>
@@ -749,7 +749,7 @@
         </w:tc>
         <w:tc>
           <w:tcPr>
-            <w:tcW w:type="dxa" w:w="2160"/>
+            <w:tcW w:type="dxa" w:w="2480"/>
           </w:tcPr>
           <w:p>
             <w:r>
@@ -761,7 +761,7 @@
         </w:tc>
         <w:tc>
           <w:tcPr>
-            <w:tcW w:type="dxa" w:w="2160"/>
+            <w:tcW w:type="dxa" w:w="2480"/>
           </w:tcPr>
           <w:p>
             <w:r>
@@ -773,7 +773,7 @@
         </w:tc>
         <w:tc>
           <w:tcPr>
-            <w:tcW w:type="dxa" w:w="2160"/>
+            <w:tcW w:type="dxa" w:w="2480"/>
           </w:tcPr>
           <w:p>
             <w:r>
@@ -787,7 +787,7 @@
       <w:tr>
         <w:tc>
           <w:tcPr>
-            <w:tcW w:type="dxa" w:w="2160"/>
+            <w:tcW w:type="dxa" w:w="2480"/>
           </w:tcPr>
           <w:p>
             <w:r>
@@ -806,7 +806,7 @@
         </w:tc>
         <w:tc>
           <w:tcPr>
-            <w:tcW w:type="dxa" w:w="2160"/>
+            <w:tcW w:type="dxa" w:w="2480"/>
           </w:tcPr>
           <w:p>
             <w:r>
@@ -818,7 +818,7 @@
         </w:tc>
         <w:tc>
           <w:tcPr>
-            <w:tcW w:type="dxa" w:w="2160"/>
+            <w:tcW w:type="dxa" w:w="2480"/>
           </w:tcPr>
           <w:p>
             <w:r>
@@ -830,7 +830,7 @@
         </w:tc>
         <w:tc>
           <w:tcPr>
-            <w:tcW w:type="dxa" w:w="2160"/>
+            <w:tcW w:type="dxa" w:w="2480"/>
           </w:tcPr>
           <w:p>
             <w:r>
@@ -844,7 +844,7 @@
       <w:tr>
         <w:tc>
           <w:tcPr>
-            <w:tcW w:type="dxa" w:w="2160"/>
+            <w:tcW w:type="dxa" w:w="2480"/>
             <w:shd w:fill="D9E2F3"/>
           </w:tcPr>
           <w:p>
@@ -864,7 +864,7 @@
         </w:tc>
         <w:tc>
           <w:tcPr>
-            <w:tcW w:type="dxa" w:w="2160"/>
+            <w:tcW w:type="dxa" w:w="2480"/>
           </w:tcPr>
           <w:p>
             <w:r>
@@ -876,7 +876,7 @@
         </w:tc>
         <w:tc>
           <w:tcPr>
-            <w:tcW w:type="dxa" w:w="2160"/>
+            <w:tcW w:type="dxa" w:w="2480"/>
           </w:tcPr>
           <w:p>
             <w:r>
@@ -888,7 +888,7 @@
         </w:tc>
         <w:tc>
           <w:tcPr>
-            <w:tcW w:type="dxa" w:w="2160"/>
+            <w:tcW w:type="dxa" w:w="2480"/>
           </w:tcPr>
           <w:p>
             <w:r>
@@ -1334,19 +1334,19 @@
       <w:tblPr>
         <w:tblStyle w:val="TableGrid"/>
         <w:tblW w:type="auto" w:w="0"/>
-        <w:tblLayout w:type="autofit"/>
+        <w:tblLayout w:type="fixed"/>
         <w:tblLook w:firstColumn="1" w:firstRow="1" w:lastColumn="0" w:lastRow="0" w:noHBand="0" w:noVBand="1" w:val="04A0"/>
       </w:tblPr>
       <w:tblGrid>
-        <w:gridCol w:w="2160"/>
-        <w:gridCol w:w="2160"/>
-        <w:gridCol w:w="2160"/>
-        <w:gridCol w:w="2160"/>
+        <w:gridCol w:w="2480"/>
+        <w:gridCol w:w="2480"/>
+        <w:gridCol w:w="2480"/>
+        <w:gridCol w:w="2480"/>
       </w:tblGrid>
       <w:tr>
         <w:tc>
           <w:tcPr>
-            <w:tcW w:type="dxa" w:w="2160"/>
+            <w:tcW w:type="dxa" w:w="2480"/>
             <w:shd w:fill="D9E2F3"/>
           </w:tcPr>
           <w:p>
@@ -1368,7 +1368,7 @@
         </w:tc>
         <w:tc>
           <w:tcPr>
-            <w:tcW w:type="dxa" w:w="2160"/>
+            <w:tcW w:type="dxa" w:w="2480"/>
             <w:shd w:fill="D9E2F3"/>
           </w:tcPr>
           <w:p>
@@ -1390,7 +1390,7 @@
         </w:tc>
         <w:tc>
           <w:tcPr>
-            <w:tcW w:type="dxa" w:w="2160"/>
+            <w:tcW w:type="dxa" w:w="2480"/>
             <w:shd w:fill="D9E2F3"/>
           </w:tcPr>
           <w:p>
@@ -1412,7 +1412,7 @@
         </w:tc>
         <w:tc>
           <w:tcPr>
-            <w:tcW w:type="dxa" w:w="2160"/>
+            <w:tcW w:type="dxa" w:w="2480"/>
             <w:shd w:fill="D9E2F3"/>
           </w:tcPr>
           <w:p>
@@ -1436,7 +1436,7 @@
       <w:tr>
         <w:tc>
           <w:tcPr>
-            <w:tcW w:type="dxa" w:w="2160"/>
+            <w:tcW w:type="dxa" w:w="2480"/>
           </w:tcPr>
           <w:p>
             <w:r>
@@ -1455,7 +1455,7 @@
         </w:tc>
         <w:tc>
           <w:tcPr>
-            <w:tcW w:type="dxa" w:w="2160"/>
+            <w:tcW w:type="dxa" w:w="2480"/>
           </w:tcPr>
           <w:p>
             <w:r>
@@ -1488,7 +1488,7 @@
         </w:tc>
         <w:tc>
           <w:tcPr>
-            <w:tcW w:type="dxa" w:w="2160"/>
+            <w:tcW w:type="dxa" w:w="2480"/>
           </w:tcPr>
           <w:p>
             <w:r>
@@ -1507,7 +1507,7 @@
         </w:tc>
         <w:tc>
           <w:tcPr>
-            <w:tcW w:type="dxa" w:w="2160"/>
+            <w:tcW w:type="dxa" w:w="2480"/>
           </w:tcPr>
           <w:p>
             <w:r>
@@ -1528,7 +1528,7 @@
       <w:tr>
         <w:tc>
           <w:tcPr>
-            <w:tcW w:type="dxa" w:w="2160"/>
+            <w:tcW w:type="dxa" w:w="2480"/>
           </w:tcPr>
           <w:p>
             <w:r>
@@ -1547,7 +1547,7 @@
         </w:tc>
         <w:tc>
           <w:tcPr>
-            <w:tcW w:type="dxa" w:w="2160"/>
+            <w:tcW w:type="dxa" w:w="2480"/>
           </w:tcPr>
           <w:p>
             <w:r>
@@ -1566,7 +1566,7 @@
         </w:tc>
         <w:tc>
           <w:tcPr>
-            <w:tcW w:type="dxa" w:w="2160"/>
+            <w:tcW w:type="dxa" w:w="2480"/>
           </w:tcPr>
           <w:p>
             <w:r>
@@ -1585,7 +1585,7 @@
         </w:tc>
         <w:tc>
           <w:tcPr>
-            <w:tcW w:type="dxa" w:w="2160"/>
+            <w:tcW w:type="dxa" w:w="2480"/>
           </w:tcPr>
           <w:p>
             <w:r>
@@ -1606,7 +1606,7 @@
       <w:tr>
         <w:tc>
           <w:tcPr>
-            <w:tcW w:type="dxa" w:w="2160"/>
+            <w:tcW w:type="dxa" w:w="2480"/>
           </w:tcPr>
           <w:p>
             <w:r>
@@ -1625,7 +1625,7 @@
         </w:tc>
         <w:tc>
           <w:tcPr>
-            <w:tcW w:type="dxa" w:w="2160"/>
+            <w:tcW w:type="dxa" w:w="2480"/>
           </w:tcPr>
           <w:p>
             <w:r>
@@ -1651,7 +1651,7 @@
         </w:tc>
         <w:tc>
           <w:tcPr>
-            <w:tcW w:type="dxa" w:w="2160"/>
+            <w:tcW w:type="dxa" w:w="2480"/>
           </w:tcPr>
           <w:p>
             <w:r>
@@ -1670,7 +1670,7 @@
         </w:tc>
         <w:tc>
           <w:tcPr>
-            <w:tcW w:type="dxa" w:w="2160"/>
+            <w:tcW w:type="dxa" w:w="2480"/>
           </w:tcPr>
           <w:p>
             <w:r>
@@ -2640,17 +2640,17 @@
       <w:tblPr>
         <w:tblStyle w:val="TableGrid"/>
         <w:tblW w:type="auto" w:w="0"/>
-        <w:tblLayout w:type="autofit"/>
+        <w:tblLayout w:type="fixed"/>
         <w:tblLook w:firstColumn="1" w:firstRow="1" w:lastColumn="0" w:lastRow="0" w:noHBand="0" w:noVBand="1" w:val="04A0"/>
       </w:tblPr>
       <w:tblGrid>
-        <w:gridCol w:w="4320"/>
-        <w:gridCol w:w="4320"/>
+        <w:gridCol w:w="4961"/>
+        <w:gridCol w:w="4961"/>
       </w:tblGrid>
       <w:tr>
         <w:tc>
           <w:tcPr>
-            <w:tcW w:type="dxa" w:w="4320"/>
+            <w:tcW w:type="dxa" w:w="4961"/>
             <w:shd w:fill="D9E2F3"/>
           </w:tcPr>
           <w:p>
@@ -2672,7 +2672,7 @@
         </w:tc>
         <w:tc>
           <w:tcPr>
-            <w:tcW w:type="dxa" w:w="4320"/>
+            <w:tcW w:type="dxa" w:w="4961"/>
             <w:shd w:fill="D9E2F3"/>
           </w:tcPr>
           <w:p>
@@ -2696,7 +2696,7 @@
       <w:tr>
         <w:tc>
           <w:tcPr>
-            <w:tcW w:type="dxa" w:w="4320"/>
+            <w:tcW w:type="dxa" w:w="4961"/>
           </w:tcPr>
           <w:p>
             <w:r>
@@ -2715,7 +2715,7 @@
         </w:tc>
         <w:tc>
           <w:tcPr>
-            <w:tcW w:type="dxa" w:w="4320"/>
+            <w:tcW w:type="dxa" w:w="4961"/>
           </w:tcPr>
           <w:p>
             <w:r>
@@ -2736,7 +2736,7 @@
       <w:tr>
         <w:tc>
           <w:tcPr>
-            <w:tcW w:type="dxa" w:w="4320"/>
+            <w:tcW w:type="dxa" w:w="4961"/>
           </w:tcPr>
           <w:p>
             <w:r>
@@ -2755,7 +2755,7 @@
         </w:tc>
         <w:tc>
           <w:tcPr>
-            <w:tcW w:type="dxa" w:w="4320"/>
+            <w:tcW w:type="dxa" w:w="4961"/>
           </w:tcPr>
           <w:p>
             <w:r>
@@ -2776,7 +2776,7 @@
       <w:tr>
         <w:tc>
           <w:tcPr>
-            <w:tcW w:type="dxa" w:w="4320"/>
+            <w:tcW w:type="dxa" w:w="4961"/>
           </w:tcPr>
           <w:p>
             <w:r>
@@ -2795,7 +2795,7 @@
         </w:tc>
         <w:tc>
           <w:tcPr>
-            <w:tcW w:type="dxa" w:w="4320"/>
+            <w:tcW w:type="dxa" w:w="4961"/>
           </w:tcPr>
           <w:p>
             <w:r>
@@ -2816,7 +2816,7 @@
       <w:tr>
         <w:tc>
           <w:tcPr>
-            <w:tcW w:type="dxa" w:w="4320"/>
+            <w:tcW w:type="dxa" w:w="4961"/>
           </w:tcPr>
           <w:p>
             <w:r>
@@ -2835,7 +2835,7 @@
         </w:tc>
         <w:tc>
           <w:tcPr>
-            <w:tcW w:type="dxa" w:w="4320"/>
+            <w:tcW w:type="dxa" w:w="4961"/>
           </w:tcPr>
           <w:p>
             <w:r>
@@ -2856,7 +2856,7 @@
       <w:tr>
         <w:tc>
           <w:tcPr>
-            <w:tcW w:type="dxa" w:w="4320"/>
+            <w:tcW w:type="dxa" w:w="4961"/>
           </w:tcPr>
           <w:p>
             <w:r>
@@ -2875,7 +2875,7 @@
         </w:tc>
         <w:tc>
           <w:tcPr>
-            <w:tcW w:type="dxa" w:w="4320"/>
+            <w:tcW w:type="dxa" w:w="4961"/>
           </w:tcPr>
           <w:p>
             <w:r>
@@ -5846,18 +5846,18 @@
       <w:tblPr>
         <w:tblStyle w:val="TableGrid"/>
         <w:tblW w:type="auto" w:w="0"/>
-        <w:tblLayout w:type="autofit"/>
+        <w:tblLayout w:type="fixed"/>
         <w:tblLook w:firstColumn="1" w:firstRow="1" w:lastColumn="0" w:lastRow="0" w:noHBand="0" w:noVBand="1" w:val="04A0"/>
       </w:tblPr>
       <w:tblGrid>
-        <w:gridCol w:w="2880"/>
-        <w:gridCol w:w="2880"/>
-        <w:gridCol w:w="2880"/>
+        <w:gridCol w:w="3307"/>
+        <w:gridCol w:w="3307"/>
+        <w:gridCol w:w="3307"/>
       </w:tblGrid>
       <w:tr>
         <w:tc>
           <w:tcPr>
-            <w:tcW w:type="dxa" w:w="2880"/>
+            <w:tcW w:type="dxa" w:w="3307"/>
             <w:shd w:fill="D9E2F3"/>
           </w:tcPr>
           <w:p>
@@ -5879,7 +5879,7 @@
         </w:tc>
         <w:tc>
           <w:tcPr>
-            <w:tcW w:type="dxa" w:w="2880"/>
+            <w:tcW w:type="dxa" w:w="3307"/>
             <w:shd w:fill="D9E2F3"/>
           </w:tcPr>
           <w:p>
@@ -5901,7 +5901,7 @@
         </w:tc>
         <w:tc>
           <w:tcPr>
-            <w:tcW w:type="dxa" w:w="2880"/>
+            <w:tcW w:type="dxa" w:w="3307"/>
             <w:shd w:fill="D9E2F3"/>
           </w:tcPr>
           <w:p>
@@ -5925,7 +5925,7 @@
       <w:tr>
         <w:tc>
           <w:tcPr>
-            <w:tcW w:type="dxa" w:w="2880"/>
+            <w:tcW w:type="dxa" w:w="3307"/>
           </w:tcPr>
           <w:p>
             <w:r>
@@ -5944,7 +5944,7 @@
         </w:tc>
         <w:tc>
           <w:tcPr>
-            <w:tcW w:type="dxa" w:w="2880"/>
+            <w:tcW w:type="dxa" w:w="3307"/>
           </w:tcPr>
           <w:p>
             <w:r>
@@ -5963,7 +5963,7 @@
         </w:tc>
         <w:tc>
           <w:tcPr>
-            <w:tcW w:type="dxa" w:w="2880"/>
+            <w:tcW w:type="dxa" w:w="3307"/>
           </w:tcPr>
           <w:p>
             <w:r>
@@ -5984,7 +5984,7 @@
       <w:tr>
         <w:tc>
           <w:tcPr>
-            <w:tcW w:type="dxa" w:w="2880"/>
+            <w:tcW w:type="dxa" w:w="3307"/>
           </w:tcPr>
           <w:p>
             <w:r>
@@ -6003,7 +6003,7 @@
         </w:tc>
         <w:tc>
           <w:tcPr>
-            <w:tcW w:type="dxa" w:w="2880"/>
+            <w:tcW w:type="dxa" w:w="3307"/>
           </w:tcPr>
           <w:p>
             <w:r>
@@ -6022,7 +6022,7 @@
         </w:tc>
         <w:tc>
           <w:tcPr>
-            <w:tcW w:type="dxa" w:w="2880"/>
+            <w:tcW w:type="dxa" w:w="3307"/>
           </w:tcPr>
           <w:p>
             <w:r>
@@ -6043,7 +6043,7 @@
       <w:tr>
         <w:tc>
           <w:tcPr>
-            <w:tcW w:type="dxa" w:w="2880"/>
+            <w:tcW w:type="dxa" w:w="3307"/>
           </w:tcPr>
           <w:p>
             <w:r>
@@ -6062,7 +6062,7 @@
         </w:tc>
         <w:tc>
           <w:tcPr>
-            <w:tcW w:type="dxa" w:w="2880"/>
+            <w:tcW w:type="dxa" w:w="3307"/>
           </w:tcPr>
           <w:p>
             <w:r>
@@ -6081,7 +6081,7 @@
         </w:tc>
         <w:tc>
           <w:tcPr>
-            <w:tcW w:type="dxa" w:w="2880"/>
+            <w:tcW w:type="dxa" w:w="3307"/>
           </w:tcPr>
           <w:p>
             <w:r>
@@ -6152,18 +6152,18 @@
       <w:tblPr>
         <w:tblStyle w:val="TableGrid"/>
         <w:tblW w:type="auto" w:w="0"/>
-        <w:tblLayout w:type="autofit"/>
+        <w:tblLayout w:type="fixed"/>
         <w:tblLook w:firstColumn="1" w:firstRow="1" w:lastColumn="0" w:lastRow="0" w:noHBand="0" w:noVBand="1" w:val="04A0"/>
       </w:tblPr>
       <w:tblGrid>
-        <w:gridCol w:w="2880"/>
-        <w:gridCol w:w="2880"/>
-        <w:gridCol w:w="2880"/>
+        <w:gridCol w:w="3307"/>
+        <w:gridCol w:w="3307"/>
+        <w:gridCol w:w="3307"/>
       </w:tblGrid>
       <w:tr>
         <w:tc>
           <w:tcPr>
-            <w:tcW w:type="dxa" w:w="2880"/>
+            <w:tcW w:type="dxa" w:w="3307"/>
             <w:shd w:fill="D9E2F3"/>
           </w:tcPr>
           <w:p>
@@ -6185,7 +6185,7 @@
         </w:tc>
         <w:tc>
           <w:tcPr>
-            <w:tcW w:type="dxa" w:w="2880"/>
+            <w:tcW w:type="dxa" w:w="3307"/>
             <w:shd w:fill="D9E2F3"/>
           </w:tcPr>
           <w:p>
@@ -6207,7 +6207,7 @@
         </w:tc>
         <w:tc>
           <w:tcPr>
-            <w:tcW w:type="dxa" w:w="2880"/>
+            <w:tcW w:type="dxa" w:w="3307"/>
             <w:shd w:fill="D9E2F3"/>
           </w:tcPr>
           <w:p>
@@ -6231,7 +6231,7 @@
       <w:tr>
         <w:tc>
           <w:tcPr>
-            <w:tcW w:type="dxa" w:w="2880"/>
+            <w:tcW w:type="dxa" w:w="3307"/>
           </w:tcPr>
           <w:p>
             <w:r>
@@ -6257,7 +6257,7 @@
         </w:tc>
         <w:tc>
           <w:tcPr>
-            <w:tcW w:type="dxa" w:w="2880"/>
+            <w:tcW w:type="dxa" w:w="3307"/>
           </w:tcPr>
           <w:p>
             <w:r>
@@ -6276,7 +6276,7 @@
         </w:tc>
         <w:tc>
           <w:tcPr>
-            <w:tcW w:type="dxa" w:w="2880"/>
+            <w:tcW w:type="dxa" w:w="3307"/>
           </w:tcPr>
           <w:p>
             <w:r>
@@ -6297,7 +6297,7 @@
       <w:tr>
         <w:tc>
           <w:tcPr>
-            <w:tcW w:type="dxa" w:w="2880"/>
+            <w:tcW w:type="dxa" w:w="3307"/>
           </w:tcPr>
           <w:p>
             <w:r>
@@ -6323,7 +6323,7 @@
         </w:tc>
         <w:tc>
           <w:tcPr>
-            <w:tcW w:type="dxa" w:w="2880"/>
+            <w:tcW w:type="dxa" w:w="3307"/>
           </w:tcPr>
           <w:p>
             <w:r>
@@ -6342,7 +6342,7 @@
         </w:tc>
         <w:tc>
           <w:tcPr>
-            <w:tcW w:type="dxa" w:w="2880"/>
+            <w:tcW w:type="dxa" w:w="3307"/>
           </w:tcPr>
           <w:p>
             <w:r>
@@ -6363,7 +6363,7 @@
       <w:tr>
         <w:tc>
           <w:tcPr>
-            <w:tcW w:type="dxa" w:w="2880"/>
+            <w:tcW w:type="dxa" w:w="3307"/>
           </w:tcPr>
           <w:p>
             <w:r>
@@ -6382,7 +6382,7 @@
         </w:tc>
         <w:tc>
           <w:tcPr>
-            <w:tcW w:type="dxa" w:w="2880"/>
+            <w:tcW w:type="dxa" w:w="3307"/>
           </w:tcPr>
           <w:p>
             <w:r>
@@ -6401,7 +6401,7 @@
         </w:tc>
         <w:tc>
           <w:tcPr>
-            <w:tcW w:type="dxa" w:w="2880"/>
+            <w:tcW w:type="dxa" w:w="3307"/>
           </w:tcPr>
           <w:p>
             <w:r>
@@ -6422,7 +6422,7 @@
       <w:tr>
         <w:tc>
           <w:tcPr>
-            <w:tcW w:type="dxa" w:w="2880"/>
+            <w:tcW w:type="dxa" w:w="3307"/>
           </w:tcPr>
           <w:p>
             <w:r>
@@ -6448,7 +6448,7 @@
         </w:tc>
         <w:tc>
           <w:tcPr>
-            <w:tcW w:type="dxa" w:w="2880"/>
+            <w:tcW w:type="dxa" w:w="3307"/>
           </w:tcPr>
           <w:p>
             <w:r>
@@ -6467,7 +6467,7 @@
         </w:tc>
         <w:tc>
           <w:tcPr>
-            <w:tcW w:type="dxa" w:w="2880"/>
+            <w:tcW w:type="dxa" w:w="3307"/>
           </w:tcPr>
           <w:p>
             <w:r>
@@ -6488,7 +6488,7 @@
       <w:tr>
         <w:tc>
           <w:tcPr>
-            <w:tcW w:type="dxa" w:w="2880"/>
+            <w:tcW w:type="dxa" w:w="3307"/>
           </w:tcPr>
           <w:p>
             <w:r>
@@ -6514,7 +6514,7 @@
         </w:tc>
         <w:tc>
           <w:tcPr>
-            <w:tcW w:type="dxa" w:w="2880"/>
+            <w:tcW w:type="dxa" w:w="3307"/>
           </w:tcPr>
           <w:p>
             <w:r>
@@ -6533,7 +6533,7 @@
         </w:tc>
         <w:tc>
           <w:tcPr>
-            <w:tcW w:type="dxa" w:w="2880"/>
+            <w:tcW w:type="dxa" w:w="3307"/>
           </w:tcPr>
           <w:p>
             <w:r>
@@ -6554,7 +6554,7 @@
       <w:tr>
         <w:tc>
           <w:tcPr>
-            <w:tcW w:type="dxa" w:w="2880"/>
+            <w:tcW w:type="dxa" w:w="3307"/>
           </w:tcPr>
           <w:p>
             <w:r>
@@ -6580,7 +6580,7 @@
         </w:tc>
         <w:tc>
           <w:tcPr>
-            <w:tcW w:type="dxa" w:w="2880"/>
+            <w:tcW w:type="dxa" w:w="3307"/>
           </w:tcPr>
           <w:p>
             <w:r>
@@ -6599,7 +6599,7 @@
         </w:tc>
         <w:tc>
           <w:tcPr>
-            <w:tcW w:type="dxa" w:w="2880"/>
+            <w:tcW w:type="dxa" w:w="3307"/>
           </w:tcPr>
           <w:p>
             <w:r>
@@ -6663,17 +6663,17 @@
       <w:tblPr>
         <w:tblStyle w:val="TableGrid"/>
         <w:tblW w:type="auto" w:w="0"/>
-        <w:tblLayout w:type="autofit"/>
+        <w:tblLayout w:type="fixed"/>
         <w:tblLook w:firstColumn="1" w:firstRow="1" w:lastColumn="0" w:lastRow="0" w:noHBand="0" w:noVBand="1" w:val="04A0"/>
       </w:tblPr>
       <w:tblGrid>
-        <w:gridCol w:w="4320"/>
-        <w:gridCol w:w="4320"/>
+        <w:gridCol w:w="4961"/>
+        <w:gridCol w:w="4961"/>
       </w:tblGrid>
       <w:tr>
         <w:tc>
           <w:tcPr>
-            <w:tcW w:type="dxa" w:w="4320"/>
+            <w:tcW w:type="dxa" w:w="4961"/>
             <w:shd w:fill="D9E2F3"/>
           </w:tcPr>
           <w:p>
@@ -6695,7 +6695,7 @@
         </w:tc>
         <w:tc>
           <w:tcPr>
-            <w:tcW w:type="dxa" w:w="4320"/>
+            <w:tcW w:type="dxa" w:w="4961"/>
             <w:shd w:fill="D9E2F3"/>
           </w:tcPr>
           <w:p>
@@ -6719,7 +6719,7 @@
       <w:tr>
         <w:tc>
           <w:tcPr>
-            <w:tcW w:type="dxa" w:w="4320"/>
+            <w:tcW w:type="dxa" w:w="4961"/>
           </w:tcPr>
           <w:p>
             <w:r>
@@ -6738,7 +6738,7 @@
         </w:tc>
         <w:tc>
           <w:tcPr>
-            <w:tcW w:type="dxa" w:w="4320"/>
+            <w:tcW w:type="dxa" w:w="4961"/>
           </w:tcPr>
           <w:p>
             <w:r>
@@ -6836,7 +6836,7 @@
       <w:tr>
         <w:tc>
           <w:tcPr>
-            <w:tcW w:type="dxa" w:w="4320"/>
+            <w:tcW w:type="dxa" w:w="4961"/>
           </w:tcPr>
           <w:p>
             <w:r>
@@ -6855,7 +6855,7 @@
         </w:tc>
         <w:tc>
           <w:tcPr>
-            <w:tcW w:type="dxa" w:w="4320"/>
+            <w:tcW w:type="dxa" w:w="4961"/>
           </w:tcPr>
           <w:p>
             <w:r>
@@ -6876,7 +6876,7 @@
       <w:tr>
         <w:tc>
           <w:tcPr>
-            <w:tcW w:type="dxa" w:w="4320"/>
+            <w:tcW w:type="dxa" w:w="4961"/>
           </w:tcPr>
           <w:p>
             <w:r>
@@ -6895,7 +6895,7 @@
         </w:tc>
         <w:tc>
           <w:tcPr>
-            <w:tcW w:type="dxa" w:w="4320"/>
+            <w:tcW w:type="dxa" w:w="4961"/>
           </w:tcPr>
           <w:p>
             <w:r>
@@ -6916,7 +6916,7 @@
       <w:tr>
         <w:tc>
           <w:tcPr>
-            <w:tcW w:type="dxa" w:w="4320"/>
+            <w:tcW w:type="dxa" w:w="4961"/>
           </w:tcPr>
           <w:p>
             <w:r>
@@ -6935,7 +6935,7 @@
         </w:tc>
         <w:tc>
           <w:tcPr>
-            <w:tcW w:type="dxa" w:w="4320"/>
+            <w:tcW w:type="dxa" w:w="4961"/>
           </w:tcPr>
           <w:p>
             <w:r>
@@ -6998,19 +6998,19 @@
       <w:tblPr>
         <w:tblStyle w:val="TableGrid"/>
         <w:tblW w:type="auto" w:w="0"/>
-        <w:tblLayout w:type="autofit"/>
+        <w:tblLayout w:type="fixed"/>
         <w:tblLook w:firstColumn="1" w:firstRow="1" w:lastColumn="0" w:lastRow="0" w:noHBand="0" w:noVBand="1" w:val="04A0"/>
       </w:tblPr>
       <w:tblGrid>
-        <w:gridCol w:w="2160"/>
-        <w:gridCol w:w="2160"/>
-        <w:gridCol w:w="2160"/>
-        <w:gridCol w:w="2160"/>
+        <w:gridCol w:w="2480"/>
+        <w:gridCol w:w="2480"/>
+        <w:gridCol w:w="2480"/>
+        <w:gridCol w:w="2480"/>
       </w:tblGrid>
       <w:tr>
         <w:tc>
           <w:tcPr>
-            <w:tcW w:type="dxa" w:w="2160"/>
+            <w:tcW w:type="dxa" w:w="2480"/>
             <w:shd w:fill="D9E2F3"/>
           </w:tcPr>
           <w:p>
@@ -7032,7 +7032,7 @@
         </w:tc>
         <w:tc>
           <w:tcPr>
-            <w:tcW w:type="dxa" w:w="2160"/>
+            <w:tcW w:type="dxa" w:w="2480"/>
             <w:shd w:fill="D9E2F3"/>
           </w:tcPr>
           <w:p>
@@ -7054,7 +7054,7 @@
         </w:tc>
         <w:tc>
           <w:tcPr>
-            <w:tcW w:type="dxa" w:w="2160"/>
+            <w:tcW w:type="dxa" w:w="2480"/>
             <w:shd w:fill="D9E2F3"/>
           </w:tcPr>
           <w:p>
@@ -7076,7 +7076,7 @@
         </w:tc>
         <w:tc>
           <w:tcPr>
-            <w:tcW w:type="dxa" w:w="2160"/>
+            <w:tcW w:type="dxa" w:w="2480"/>
             <w:shd w:fill="D9E2F3"/>
           </w:tcPr>
           <w:p>
@@ -7100,7 +7100,7 @@
       <w:tr>
         <w:tc>
           <w:tcPr>
-            <w:tcW w:type="dxa" w:w="2160"/>
+            <w:tcW w:type="dxa" w:w="2480"/>
           </w:tcPr>
           <w:p>
             <w:r>
@@ -7119,7 +7119,7 @@
         </w:tc>
         <w:tc>
           <w:tcPr>
-            <w:tcW w:type="dxa" w:w="2160"/>
+            <w:tcW w:type="dxa" w:w="2480"/>
           </w:tcPr>
           <w:p>
             <w:r>
@@ -7138,7 +7138,7 @@
         </w:tc>
         <w:tc>
           <w:tcPr>
-            <w:tcW w:type="dxa" w:w="2160"/>
+            <w:tcW w:type="dxa" w:w="2480"/>
           </w:tcPr>
           <w:p>
             <w:r>
@@ -7157,7 +7157,7 @@
         </w:tc>
         <w:tc>
           <w:tcPr>
-            <w:tcW w:type="dxa" w:w="2160"/>
+            <w:tcW w:type="dxa" w:w="2480"/>
           </w:tcPr>
           <w:p>
             <w:r>
@@ -7178,7 +7178,7 @@
       <w:tr>
         <w:tc>
           <w:tcPr>
-            <w:tcW w:type="dxa" w:w="2160"/>
+            <w:tcW w:type="dxa" w:w="2480"/>
           </w:tcPr>
           <w:p>
             <w:r>
@@ -7197,7 +7197,7 @@
         </w:tc>
         <w:tc>
           <w:tcPr>
-            <w:tcW w:type="dxa" w:w="2160"/>
+            <w:tcW w:type="dxa" w:w="2480"/>
           </w:tcPr>
           <w:p>
             <w:r>
@@ -7216,7 +7216,7 @@
         </w:tc>
         <w:tc>
           <w:tcPr>
-            <w:tcW w:type="dxa" w:w="2160"/>
+            <w:tcW w:type="dxa" w:w="2480"/>
           </w:tcPr>
           <w:p>
             <w:r>
@@ -7235,7 +7235,7 @@
         </w:tc>
         <w:tc>
           <w:tcPr>
-            <w:tcW w:type="dxa" w:w="2160"/>
+            <w:tcW w:type="dxa" w:w="2480"/>
           </w:tcPr>
           <w:p>
             <w:r>
@@ -7258,8 +7258,8 @@
     <w:sectPr>
       <w:footerReference w:type="default" r:id="rId9"/>
       <w:headerReference w:type="default" r:id="rId10"/>
-      <w:pgSz w:w="12240" w:h="15840"/>
-      <w:pgMar w:top="1440" w:right="1800" w:bottom="1440" w:left="1800" w:header="720" w:footer="720" w:gutter="0"/>
+      <w:pgSz w:w="11906" w:h="16838"/>
+      <w:pgMar w:top="1417" w:right="850" w:bottom="1134" w:left="1134" w:header="720" w:footer="720" w:gutter="0"/>
       <w:cols w:space="720"/>
       <w:docGrid w:linePitch="360"/>
     </w:sectPr>
